--- a/Final project proposal.docx
+++ b/Final project proposal.docx
@@ -182,618 +182,214 @@
     <w:p>
       <w:pPr>
         <w:rPr>
-          <w:lang w:val="en-US"/>
-        </w:rPr>
-      </w:pPr>
+          <w:lang w:val="en-US" w:eastAsia="es-AR"/>
+        </w:rPr>
+      </w:pPr>
+      <w:r>
+        <w:rPr>
+          <w:b/>
+          <w:bCs/>
+          <w:lang w:val="en-US" w:eastAsia="es-AR"/>
+        </w:rPr>
+        <w:t>Compound search</w:t>
+      </w:r>
+      <w:r>
+        <w:rPr>
+          <w:lang w:val="en-US" w:eastAsia="es-AR"/>
+        </w:rPr>
+        <w:br/>
+        <w:t xml:space="preserve">Users can enter a chemical or cosmetic compound name and search for information. </w:t>
+      </w:r>
+    </w:p>
+    <w:p>
+      <w:pPr>
+        <w:rPr>
+          <w:lang w:val="en-US" w:eastAsia="es-AR"/>
+        </w:rPr>
+      </w:pPr>
+      <w:r>
+        <w:rPr>
+          <w:b/>
+          <w:bCs/>
+          <w:lang w:val="en-US" w:eastAsia="es-AR"/>
+        </w:rPr>
+        <w:t>PubChem data display</w:t>
+      </w:r>
+      <w:r>
+        <w:rPr>
+          <w:lang w:val="en-US" w:eastAsia="es-AR"/>
+        </w:rPr>
+        <w:br/>
+        <w:t xml:space="preserve">The app retrieves and displays scientific properties such as molecular weight, molecular formula, IUPAC name, hydrogen bond donor count, and hydrogen bond acceptor count. </w:t>
+      </w:r>
+    </w:p>
+    <w:p>
+      <w:pPr>
+        <w:rPr>
+          <w:lang w:val="en-US" w:eastAsia="es-AR"/>
+        </w:rPr>
+      </w:pPr>
+      <w:r>
+        <w:rPr>
+          <w:b/>
+          <w:bCs/>
+          <w:lang w:val="en-US" w:eastAsia="es-AR"/>
+        </w:rPr>
+        <w:t>Wikipedia description display</w:t>
+      </w:r>
+      <w:r>
+        <w:rPr>
+          <w:lang w:val="en-US" w:eastAsia="es-AR"/>
+        </w:rPr>
+        <w:br/>
+        <w:t xml:space="preserve">The app retrieves a readable description and summary/extract to help users understand the compound in context. </w:t>
+      </w:r>
+    </w:p>
+    <w:p>
+      <w:pPr>
+        <w:rPr>
+          <w:lang w:val="en-US" w:eastAsia="es-AR"/>
+        </w:rPr>
+      </w:pPr>
+      <w:r>
+        <w:rPr>
+          <w:b/>
+          <w:bCs/>
+          <w:lang w:val="en-US" w:eastAsia="es-AR"/>
+        </w:rPr>
+        <w:t>Compound image display</w:t>
+      </w:r>
+      <w:r>
+        <w:rPr>
+          <w:lang w:val="en-US" w:eastAsia="es-AR"/>
+        </w:rPr>
+        <w:br/>
+        <w:t xml:space="preserve">The app shows a molecular structure image when available. </w:t>
+      </w:r>
+    </w:p>
+    <w:p>
+      <w:pPr>
+        <w:rPr>
+          <w:lang w:val="en-US" w:eastAsia="es-AR"/>
+        </w:rPr>
+      </w:pPr>
+      <w:r>
+        <w:rPr>
+          <w:b/>
+          <w:bCs/>
+          <w:lang w:val="en-US" w:eastAsia="es-AR"/>
+        </w:rPr>
+        <w:t>Error handling</w:t>
+      </w:r>
+      <w:r>
+        <w:rPr>
+          <w:lang w:val="en-US" w:eastAsia="es-AR"/>
+        </w:rPr>
+        <w:br/>
+        <w:t xml:space="preserve">If the compound is not found or the search is invalid, the app shows a user-friendly message/modal. </w:t>
+      </w:r>
+    </w:p>
+    <w:p>
+      <w:pPr>
+        <w:rPr>
+          <w:lang w:val="en-US" w:eastAsia="es-AR"/>
+        </w:rPr>
+      </w:pPr>
+      <w:r>
+        <w:rPr>
+          <w:b/>
+          <w:bCs/>
+          <w:lang w:val="en-US" w:eastAsia="es-AR"/>
+        </w:rPr>
+        <w:lastRenderedPageBreak/>
+        <w:t>Clear search/results</w:t>
+      </w:r>
+      <w:r>
+        <w:rPr>
+          <w:lang w:val="en-US" w:eastAsia="es-AR"/>
+        </w:rPr>
+        <w:br/>
+        <w:t xml:space="preserve">Users can clear the displayed compound information and perform another search. </w:t>
+      </w:r>
+    </w:p>
+    <w:p>
+      <w:pPr>
+        <w:rPr>
+          <w:lang w:val="en-US" w:eastAsia="es-AR"/>
+        </w:rPr>
+      </w:pPr>
+      <w:r>
+        <w:rPr>
+          <w:b/>
+          <w:bCs/>
+          <w:lang w:val="en-US" w:eastAsia="es-AR"/>
+        </w:rPr>
+        <w:t>Responsive layout</w:t>
+      </w:r>
+      <w:r>
+        <w:rPr>
+          <w:lang w:val="en-US" w:eastAsia="es-AR"/>
+        </w:rPr>
+        <w:br/>
+        <w:t xml:space="preserve">The app adapts to desktop and mobile views. </w:t>
+      </w:r>
+    </w:p>
+    <w:p>
+      <w:pPr>
+        <w:rPr>
+          <w:lang w:val="en-US" w:eastAsia="es-AR"/>
+        </w:rPr>
+      </w:pPr>
+      <w:r>
+        <w:rPr>
+          <w:b/>
+          <w:bCs/>
+          <w:lang w:val="en-US" w:eastAsia="es-AR"/>
+        </w:rPr>
+        <w:t>Reusable header and footer</w:t>
+      </w:r>
+      <w:r>
+        <w:rPr>
+          <w:lang w:val="en-US" w:eastAsia="es-AR"/>
+        </w:rPr>
+        <w:br/>
+        <w:t xml:space="preserve">The app loads navigation and footer content dynamically. </w:t>
+      </w:r>
+    </w:p>
+    <w:p>
+      <w:pPr>
+        <w:rPr>
+          <w:lang w:val="en-US" w:eastAsia="es-AR"/>
+        </w:rPr>
+      </w:pPr>
+      <w:r>
+        <w:rPr>
+          <w:b/>
+          <w:bCs/>
+          <w:lang w:val="en-US" w:eastAsia="es-AR"/>
+        </w:rPr>
+        <w:t>Visit counter/date display</w:t>
+      </w:r>
+      <w:r>
+        <w:rPr>
+          <w:lang w:val="en-US" w:eastAsia="es-AR"/>
+        </w:rPr>
+        <w:br/>
+        <w:t xml:space="preserve">The footer shows the current date and tracks user visits with </w:t>
+      </w:r>
       <w:proofErr w:type="spellStart"/>
       <w:r>
         <w:rPr>
-          <w:lang w:val="en-US"/>
-        </w:rPr>
-        <w:t>getPubChemData</w:t>
+          <w:lang w:val="en-US" w:eastAsia="es-AR"/>
+        </w:rPr>
+        <w:t>localStorage</w:t>
       </w:r>
       <w:proofErr w:type="spellEnd"/>
       <w:r>
         <w:rPr>
-          <w:lang w:val="en-US"/>
-        </w:rPr>
-        <w:t>()</w:t>
-      </w:r>
-      <w:r>
-        <w:rPr>
-          <w:lang w:val="en-US"/>
-        </w:rPr>
-        <w:t xml:space="preserve"> </w:t>
-      </w:r>
-      <w:r>
-        <w:rPr>
-          <w:lang w:val="en-US"/>
-        </w:rPr>
-        <w:t xml:space="preserve">/ </w:t>
-      </w:r>
-    </w:p>
-    <w:p>
-      <w:pPr>
-        <w:rPr>
-          <w:lang w:val="en-US"/>
-        </w:rPr>
-      </w:pPr>
-      <w:proofErr w:type="spellStart"/>
-      <w:r>
-        <w:rPr>
-          <w:lang w:val="en-US"/>
-        </w:rPr>
-        <w:t>getWikiData</w:t>
-      </w:r>
-      <w:proofErr w:type="spellEnd"/>
-      <w:r>
-        <w:rPr>
-          <w:lang w:val="en-US"/>
-        </w:rPr>
-        <w:t>()</w:t>
-      </w:r>
-    </w:p>
-    <w:p>
-      <w:pPr>
-        <w:rPr>
-          <w:lang w:val="en-US"/>
-        </w:rPr>
-      </w:pPr>
-      <w:r>
-        <w:rPr>
-          <w:lang w:val="en-US"/>
-        </w:rPr>
-        <w:t>D</w:t>
-      </w:r>
-      <w:r>
-        <w:rPr>
-          <w:lang w:val="en-US"/>
-        </w:rPr>
-        <w:t xml:space="preserve">escription: </w:t>
-      </w:r>
-      <w:r>
-        <w:rPr>
-          <w:lang w:val="en-US"/>
-        </w:rPr>
-        <w:t xml:space="preserve">they are </w:t>
-      </w:r>
-      <w:r>
-        <w:rPr>
-          <w:lang w:val="en-US"/>
-        </w:rPr>
-        <w:t xml:space="preserve">responsible for retrieving and processing chemical compound information from the PubChem </w:t>
-      </w:r>
-      <w:r>
-        <w:rPr>
-          <w:lang w:val="en-US"/>
-        </w:rPr>
-        <w:t xml:space="preserve">and </w:t>
-      </w:r>
-      <w:proofErr w:type="spellStart"/>
-      <w:r>
-        <w:rPr>
-          <w:lang w:val="en-US"/>
-        </w:rPr>
-        <w:t>WikiREST</w:t>
-      </w:r>
-      <w:proofErr w:type="spellEnd"/>
-      <w:r>
-        <w:rPr>
-          <w:lang w:val="en-US"/>
-        </w:rPr>
-        <w:t xml:space="preserve"> </w:t>
-      </w:r>
-      <w:proofErr w:type="spellStart"/>
-      <w:r>
-        <w:rPr>
-          <w:lang w:val="en-US"/>
-        </w:rPr>
-        <w:t>apis</w:t>
-      </w:r>
-      <w:proofErr w:type="spellEnd"/>
-      <w:r>
-        <w:rPr>
-          <w:lang w:val="en-US"/>
-        </w:rPr>
-        <w:t>. The function</w:t>
-      </w:r>
-      <w:r>
-        <w:rPr>
-          <w:lang w:val="en-US"/>
-        </w:rPr>
-        <w:t>s</w:t>
-      </w:r>
-      <w:r>
-        <w:rPr>
-          <w:lang w:val="en-US"/>
-        </w:rPr>
-        <w:t xml:space="preserve"> dynamically build</w:t>
-      </w:r>
-      <w:r>
-        <w:rPr>
-          <w:lang w:val="en-US"/>
-        </w:rPr>
-        <w:t xml:space="preserve"> </w:t>
-      </w:r>
-      <w:r>
-        <w:rPr>
-          <w:lang w:val="en-US"/>
-        </w:rPr>
-        <w:t xml:space="preserve">a request URL using the compound name entered by the user and send an asynchronous request to the </w:t>
-      </w:r>
-      <w:r>
-        <w:rPr>
-          <w:lang w:val="en-US"/>
-        </w:rPr>
-        <w:t>corresponding</w:t>
-      </w:r>
-      <w:r>
-        <w:rPr>
-          <w:lang w:val="en-US"/>
-        </w:rPr>
-        <w:t xml:space="preserve"> database</w:t>
-      </w:r>
-      <w:r>
-        <w:rPr>
-          <w:lang w:val="en-US"/>
-        </w:rPr>
-        <w:t>s</w:t>
-      </w:r>
-      <w:r>
-        <w:rPr>
-          <w:lang w:val="en-US"/>
-        </w:rPr>
-        <w:t xml:space="preserve"> using the </w:t>
-      </w:r>
-      <w:r>
-        <w:rPr>
-          <w:rStyle w:val="CdigoHTML"/>
-          <w:rFonts w:eastAsiaTheme="minorHAnsi"/>
-          <w:lang w:val="en-US"/>
-        </w:rPr>
-        <w:t>fetch()</w:t>
-      </w:r>
-      <w:r>
-        <w:rPr>
-          <w:lang w:val="en-US"/>
-        </w:rPr>
-        <w:t xml:space="preserve"> method.</w:t>
-      </w:r>
-    </w:p>
-    <w:p>
-      <w:pPr>
-        <w:rPr>
-          <w:lang w:val="en-US"/>
-        </w:rPr>
-      </w:pPr>
-      <w:proofErr w:type="spellStart"/>
-      <w:r>
-        <w:rPr>
-          <w:lang w:val="en-US"/>
-        </w:rPr>
-        <w:t>r</w:t>
-      </w:r>
-      <w:r>
-        <w:rPr>
-          <w:lang w:val="en-US"/>
-        </w:rPr>
-        <w:t>enderTemplates</w:t>
-      </w:r>
-      <w:proofErr w:type="spellEnd"/>
-      <w:r>
-        <w:rPr>
-          <w:lang w:val="en-US"/>
-        </w:rPr>
-        <w:t>(element</w:t>
-      </w:r>
-      <w:r>
-        <w:rPr>
-          <w:lang w:val="en-US"/>
-        </w:rPr>
-        <w:t>, element2</w:t>
-      </w:r>
-      <w:r>
-        <w:rPr>
-          <w:lang w:val="en-US"/>
-        </w:rPr>
-        <w:t>, clear=false</w:t>
-      </w:r>
-      <w:r>
-        <w:rPr>
-          <w:lang w:val="en-US"/>
-        </w:rPr>
-        <w:t>)</w:t>
-      </w:r>
-    </w:p>
-    <w:p>
-      <w:pPr>
-        <w:rPr>
-          <w:lang w:val="en-US"/>
-        </w:rPr>
-      </w:pPr>
-      <w:r>
-        <w:rPr>
-          <w:lang w:val="en-US"/>
-        </w:rPr>
-        <w:t>D</w:t>
-      </w:r>
-      <w:r>
-        <w:rPr>
-          <w:lang w:val="en-US"/>
-        </w:rPr>
-        <w:t xml:space="preserve">escription: </w:t>
-      </w:r>
-      <w:r>
-        <w:rPr>
-          <w:lang w:val="en-US"/>
-        </w:rPr>
-        <w:t>This f</w:t>
-      </w:r>
-      <w:r>
-        <w:rPr>
-          <w:lang w:val="en-US"/>
-        </w:rPr>
-        <w:t>unction ren</w:t>
-      </w:r>
-      <w:r>
-        <w:rPr>
-          <w:lang w:val="en-US"/>
-        </w:rPr>
-        <w:t xml:space="preserve">ders the </w:t>
-      </w:r>
-      <w:r>
-        <w:rPr>
-          <w:lang w:val="en-US"/>
-        </w:rPr>
-        <w:t xml:space="preserve">PubChem and Wiki </w:t>
-      </w:r>
-      <w:proofErr w:type="spellStart"/>
-      <w:r>
-        <w:rPr>
-          <w:lang w:val="en-US"/>
-        </w:rPr>
-        <w:t>compounds’s</w:t>
-      </w:r>
-      <w:proofErr w:type="spellEnd"/>
-      <w:r>
-        <w:rPr>
-          <w:lang w:val="en-US"/>
-        </w:rPr>
-        <w:t xml:space="preserve"> templ</w:t>
-      </w:r>
-      <w:r>
-        <w:rPr>
-          <w:lang w:val="en-US"/>
-        </w:rPr>
-        <w:t>a</w:t>
-      </w:r>
-      <w:r>
-        <w:rPr>
-          <w:lang w:val="en-US"/>
-        </w:rPr>
-        <w:t xml:space="preserve">tes </w:t>
-      </w:r>
-      <w:r>
-        <w:rPr>
-          <w:lang w:val="en-US"/>
-        </w:rPr>
-        <w:t xml:space="preserve">after being populated with the corresponding data from the previous functions. </w:t>
-      </w:r>
-      <w:r>
-        <w:rPr>
-          <w:lang w:val="en-US"/>
-        </w:rPr>
-        <w:t xml:space="preserve">It takes 3 arguments, being the first </w:t>
-      </w:r>
-      <w:r>
-        <w:rPr>
-          <w:lang w:val="en-US"/>
-        </w:rPr>
-        <w:t xml:space="preserve">2 the html elements where data will be displayed. </w:t>
-      </w:r>
-    </w:p>
-    <w:p>
-      <w:pPr>
-        <w:rPr>
-          <w:lang w:val="en-US"/>
-        </w:rPr>
-      </w:pPr>
-      <w:proofErr w:type="spellStart"/>
-      <w:r>
-        <w:rPr>
-          <w:lang w:val="en-US"/>
-        </w:rPr>
-        <w:t>setupFooter</w:t>
-      </w:r>
-      <w:proofErr w:type="spellEnd"/>
-      <w:r>
-        <w:rPr>
-          <w:lang w:val="en-US"/>
-        </w:rPr>
-        <w:t xml:space="preserve">(): </w:t>
-      </w:r>
-      <w:r>
-        <w:rPr>
-          <w:lang w:val="en-US"/>
-        </w:rPr>
-        <w:t xml:space="preserve">It configures the </w:t>
-      </w:r>
-      <w:r>
-        <w:rPr>
-          <w:lang w:val="en-US"/>
-        </w:rPr>
-        <w:t xml:space="preserve">date that will be displayed in the footer. </w:t>
-      </w:r>
-    </w:p>
-    <w:p>
-      <w:pPr>
-        <w:rPr>
-          <w:lang w:val="en-US"/>
-        </w:rPr>
-      </w:pPr>
-      <w:proofErr w:type="spellStart"/>
-      <w:r>
-        <w:rPr>
-          <w:lang w:val="en-US"/>
-        </w:rPr>
-        <w:t>setupNavigation</w:t>
-      </w:r>
-      <w:proofErr w:type="spellEnd"/>
-      <w:r>
-        <w:rPr>
-          <w:lang w:val="en-US"/>
-        </w:rPr>
-        <w:t>()</w:t>
-      </w:r>
-      <w:r>
-        <w:rPr>
-          <w:lang w:val="en-US"/>
-        </w:rPr>
-        <w:t>:</w:t>
-      </w:r>
-      <w:r>
-        <w:rPr>
-          <w:lang w:val="en-US"/>
-        </w:rPr>
-        <w:t xml:space="preserve"> It configures </w:t>
-      </w:r>
-      <w:r>
-        <w:rPr>
-          <w:lang w:val="en-US"/>
-        </w:rPr>
-        <w:t>the interactive navigation menu for mobile and desktop views</w:t>
-      </w:r>
-      <w:r>
-        <w:rPr>
-          <w:lang w:val="en-US"/>
-        </w:rPr>
-        <w:t>.</w:t>
-      </w:r>
-      <w:r>
-        <w:rPr>
-          <w:lang w:val="en-US"/>
-        </w:rPr>
-        <w:t xml:space="preserve"> </w:t>
-      </w:r>
-    </w:p>
-    <w:p>
-      <w:pPr>
-        <w:rPr>
-          <w:lang w:val="en-US"/>
-        </w:rPr>
-      </w:pPr>
-      <w:proofErr w:type="spellStart"/>
-      <w:r>
-        <w:rPr>
-          <w:lang w:val="en-US"/>
-        </w:rPr>
-        <w:lastRenderedPageBreak/>
-        <w:t>l</w:t>
-      </w:r>
-      <w:r>
-        <w:rPr>
-          <w:lang w:val="en-US"/>
-        </w:rPr>
-        <w:t>oadtemplate</w:t>
-      </w:r>
-      <w:proofErr w:type="spellEnd"/>
-      <w:r>
-        <w:rPr>
-          <w:lang w:val="en-US"/>
-        </w:rPr>
-        <w:t xml:space="preserve">(): It fetches for the </w:t>
-      </w:r>
-      <w:r>
-        <w:rPr>
-          <w:lang w:val="en-US"/>
-        </w:rPr>
-        <w:t xml:space="preserve">footer and header </w:t>
-      </w:r>
-      <w:proofErr w:type="spellStart"/>
-      <w:r>
-        <w:rPr>
-          <w:lang w:val="en-US"/>
-        </w:rPr>
-        <w:t>htmls</w:t>
-      </w:r>
-      <w:proofErr w:type="spellEnd"/>
-      <w:r>
-        <w:rPr>
-          <w:lang w:val="en-US"/>
-        </w:rPr>
-        <w:t xml:space="preserve"> and </w:t>
-      </w:r>
-      <w:proofErr w:type="spellStart"/>
-      <w:r>
-        <w:rPr>
-          <w:lang w:val="en-US"/>
-        </w:rPr>
-        <w:t>returs</w:t>
-      </w:r>
-      <w:proofErr w:type="spellEnd"/>
-      <w:r>
-        <w:rPr>
-          <w:lang w:val="en-US"/>
-        </w:rPr>
-        <w:t xml:space="preserve"> it’s templates</w:t>
-      </w:r>
-      <w:r>
-        <w:rPr>
-          <w:lang w:val="en-US"/>
-        </w:rPr>
-        <w:t>, which will be</w:t>
-      </w:r>
-      <w:r>
-        <w:rPr>
-          <w:lang w:val="en-US"/>
-        </w:rPr>
-        <w:t xml:space="preserve"> consequently loaded by </w:t>
-      </w:r>
-      <w:proofErr w:type="spellStart"/>
-      <w:r>
-        <w:rPr>
-          <w:lang w:val="en-US"/>
-        </w:rPr>
-        <w:t>loadHeaderFooter</w:t>
-      </w:r>
-      <w:proofErr w:type="spellEnd"/>
-      <w:r>
-        <w:rPr>
-          <w:lang w:val="en-US"/>
-        </w:rPr>
-        <w:t>()</w:t>
-      </w:r>
-      <w:r>
-        <w:rPr>
-          <w:lang w:val="en-US"/>
-        </w:rPr>
-        <w:t xml:space="preserve"> function</w:t>
-      </w:r>
-      <w:r>
-        <w:rPr>
-          <w:lang w:val="en-US"/>
-        </w:rPr>
-        <w:t>.</w:t>
-      </w:r>
-      <w:r>
-        <w:rPr>
-          <w:lang w:val="en-US"/>
-        </w:rPr>
-        <w:t xml:space="preserve"> </w:t>
-      </w:r>
-      <w:r>
-        <w:rPr>
-          <w:lang w:val="en-US"/>
-        </w:rPr>
-        <w:t xml:space="preserve">All three pages of the application share the same </w:t>
-      </w:r>
-      <w:r>
-        <w:rPr>
-          <w:lang w:val="en-US"/>
-        </w:rPr>
-        <w:t>header and footer.</w:t>
-      </w:r>
-    </w:p>
-    <w:p>
-      <w:pPr>
-        <w:rPr>
-          <w:lang w:val="en-US"/>
-        </w:rPr>
-      </w:pPr>
-      <w:proofErr w:type="spellStart"/>
-      <w:r>
-        <w:rPr>
-          <w:lang w:val="en-US"/>
-        </w:rPr>
-        <w:t>getContact</w:t>
-      </w:r>
-      <w:proofErr w:type="spellEnd"/>
-      <w:r>
-        <w:rPr>
-          <w:lang w:val="en-US"/>
-        </w:rPr>
-        <w:t>()</w:t>
-      </w:r>
-      <w:r>
-        <w:rPr>
-          <w:lang w:val="en-US"/>
-        </w:rPr>
-        <w:t xml:space="preserve">: </w:t>
-      </w:r>
-      <w:r>
-        <w:rPr>
-          <w:lang w:val="en-US"/>
-        </w:rPr>
-        <w:t>It saves the information that has been filled by the interest user in the contact form.</w:t>
-      </w:r>
-      <w:r>
-        <w:rPr>
-          <w:lang w:val="en-US"/>
-        </w:rPr>
-        <w:t xml:space="preserve"> As a result, a message will be displayed and the </w:t>
-      </w:r>
-      <w:r>
-        <w:rPr>
-          <w:lang w:val="en-US"/>
-        </w:rPr>
-        <w:t xml:space="preserve">filling error handled. </w:t>
-      </w:r>
-      <w:r>
-        <w:rPr>
-          <w:lang w:val="en-US"/>
-        </w:rPr>
-        <w:t xml:space="preserve"> </w:t>
-      </w:r>
-    </w:p>
-    <w:p>
-      <w:pPr>
-        <w:rPr>
-          <w:lang w:val="en-US"/>
-        </w:rPr>
-      </w:pPr>
-      <w:proofErr w:type="spellStart"/>
-      <w:r>
-        <w:rPr>
-          <w:lang w:val="en-US"/>
-        </w:rPr>
-        <w:t>display</w:t>
-      </w:r>
-      <w:r>
-        <w:rPr>
-          <w:lang w:val="en-US"/>
-        </w:rPr>
-        <w:t>HomeCompounds</w:t>
-      </w:r>
-      <w:proofErr w:type="spellEnd"/>
-      <w:r>
-        <w:rPr>
-          <w:lang w:val="en-US"/>
-        </w:rPr>
-        <w:t>()</w:t>
-      </w:r>
-      <w:r>
-        <w:rPr>
-          <w:lang w:val="en-US"/>
-        </w:rPr>
-        <w:t xml:space="preserve">: This function </w:t>
-      </w:r>
-      <w:r>
-        <w:rPr>
-          <w:lang w:val="en-US"/>
-        </w:rPr>
-        <w:t xml:space="preserve">will be used for the Home page to display compound information </w:t>
-      </w:r>
-      <w:r>
-        <w:rPr>
-          <w:lang w:val="en-US"/>
-        </w:rPr>
-        <w:t>retrieved from the APIs</w:t>
-      </w:r>
-      <w:r>
-        <w:rPr>
-          <w:lang w:val="en-US"/>
-        </w:rPr>
-        <w:t xml:space="preserve">, automatically. </w:t>
+          <w:lang w:val="en-US" w:eastAsia="es-AR"/>
+        </w:rPr>
+        <w:t xml:space="preserve">. </w:t>
       </w:r>
     </w:p>
     <w:p>
@@ -806,6 +402,9 @@
     <w:p>
       <w:pPr>
         <w:pStyle w:val="Ttulo1"/>
+        <w:rPr>
+          <w:u w:val="single"/>
+        </w:rPr>
       </w:pPr>
       <w:r>
         <w:t>Wireframes:</w:t>
@@ -865,7 +464,21 @@
         <w:rPr>
           <w:lang w:val="en-US"/>
         </w:rPr>
-        <w:t>rimary scientific data source for the application. It provides programmatic access to PubChem's chemical compound database</w:t>
+        <w:t xml:space="preserve">rimary scientific data source for </w:t>
+      </w:r>
+      <w:proofErr w:type="gramStart"/>
+      <w:r>
+        <w:rPr>
+          <w:lang w:val="en-US"/>
+        </w:rPr>
+        <w:t>the application</w:t>
+      </w:r>
+      <w:proofErr w:type="gramEnd"/>
+      <w:r>
+        <w:rPr>
+          <w:lang w:val="en-US"/>
+        </w:rPr>
+        <w:t>. It provides programmatic access to PubChem's chemical compound database</w:t>
       </w:r>
       <w:r>
         <w:rPr>
@@ -1076,6 +689,7 @@
         </w:rPr>
         <w:t xml:space="preserve">The application will use the Wikimedia REST API as a secondary external data source. For this project, I will </w:t>
       </w:r>
+      <w:proofErr w:type="gramStart"/>
       <w:r>
         <w:rPr>
           <w:lang w:val="en-US"/>
@@ -1086,7 +700,14 @@
         <w:rPr>
           <w:lang w:val="en-US"/>
         </w:rPr>
-        <w:t xml:space="preserve">use it to retrieve </w:t>
+        <w:t>use</w:t>
+      </w:r>
+      <w:proofErr w:type="gramEnd"/>
+      <w:r>
+        <w:rPr>
+          <w:lang w:val="en-US"/>
+        </w:rPr>
+        <w:t xml:space="preserve"> it to retrieve </w:t>
       </w:r>
       <w:r>
         <w:rPr>
@@ -1104,7 +725,21 @@
         <w:rPr>
           <w:lang w:val="en-US"/>
         </w:rPr>
-        <w:t xml:space="preserve"> and the image that will be displayed in the application home page.</w:t>
+        <w:t xml:space="preserve"> and the image that will be displayed </w:t>
+      </w:r>
+      <w:proofErr w:type="gramStart"/>
+      <w:r>
+        <w:rPr>
+          <w:lang w:val="en-US"/>
+        </w:rPr>
+        <w:t>in</w:t>
+      </w:r>
+      <w:proofErr w:type="gramEnd"/>
+      <w:r>
+        <w:rPr>
+          <w:lang w:val="en-US"/>
+        </w:rPr>
+        <w:t xml:space="preserve"> the application home page.</w:t>
       </w:r>
     </w:p>
     <w:p>
@@ -1165,6 +800,7 @@
         </w:rPr>
       </w:pPr>
       <w:proofErr w:type="spellStart"/>
+      <w:proofErr w:type="gramStart"/>
       <w:r>
         <w:rPr>
           <w:u w:val="single"/>
@@ -1173,6 +809,7 @@
         <w:t>CompoundDetails.mjs</w:t>
       </w:r>
       <w:proofErr w:type="spellEnd"/>
+      <w:proofErr w:type="gramEnd"/>
     </w:p>
     <w:p>
       <w:pPr>
@@ -1201,6 +838,7 @@
           <w:u w:val="single"/>
           <w:lang w:val="en-US"/>
         </w:rPr>
+        <w:lastRenderedPageBreak/>
         <w:t>contact.js</w:t>
       </w:r>
     </w:p>
@@ -1216,7 +854,6 @@
           <w:u w:val="single"/>
           <w:lang w:val="en-US"/>
         </w:rPr>
-        <w:lastRenderedPageBreak/>
         <w:t>main.js</w:t>
       </w:r>
     </w:p>
@@ -1275,13 +912,13 @@
         <mc:AlternateContent>
           <mc:Choice Requires="wps">
             <w:drawing>
-              <wp:anchor distT="0" distB="0" distL="114300" distR="114300" simplePos="0" relativeHeight="251659264" behindDoc="0" locked="0" layoutInCell="1" allowOverlap="1" wp14:anchorId="613179E4" wp14:editId="3CBF9E6E">
+              <wp:anchor distT="0" distB="0" distL="114300" distR="114300" simplePos="0" relativeHeight="251659264" behindDoc="0" locked="0" layoutInCell="1" allowOverlap="1" wp14:anchorId="613179E4" wp14:editId="61AA0516">
                 <wp:simplePos x="0" y="0"/>
                 <wp:positionH relativeFrom="column">
                   <wp:posOffset>78105</wp:posOffset>
                 </wp:positionH>
                 <wp:positionV relativeFrom="paragraph">
-                  <wp:posOffset>43180</wp:posOffset>
+                  <wp:posOffset>179705</wp:posOffset>
                 </wp:positionV>
                 <wp:extent cx="289560" cy="281940"/>
                 <wp:effectExtent l="0" t="0" r="15240" b="22860"/>
@@ -1301,7 +938,7 @@
                           <a:avLst/>
                         </a:prstGeom>
                         <a:solidFill>
-                          <a:srgbClr val="5EC474"/>
+                          <a:srgbClr val="26195A"/>
                         </a:solidFill>
                       </wps:spPr>
                       <wps:style>
@@ -1352,7 +989,7 @@
           </mc:Choice>
           <mc:Fallback>
             <w:pict>
-              <v:roundrect w14:anchorId="613179E4" id="Rectángulo: esquinas redondeadas 2" o:spid="_x0000_s1026" style="position:absolute;left:0;text-align:left;margin-left:6.15pt;margin-top:3.4pt;width:22.8pt;height:22.2pt;z-index:251659264;visibility:visible;mso-wrap-style:square;mso-wrap-distance-left:9pt;mso-wrap-distance-top:0;mso-wrap-distance-right:9pt;mso-wrap-distance-bottom:0;mso-position-horizontal:absolute;mso-position-horizontal-relative:text;mso-position-vertical:absolute;mso-position-vertical-relative:text;v-text-anchor:middle" arcsize="10923f" o:gfxdata="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" fillcolor="#5ec474" strokecolor="#030e13 [484]" strokeweight="1pt">
+              <v:roundrect w14:anchorId="613179E4" id="Rectángulo: esquinas redondeadas 2" o:spid="_x0000_s1026" style="position:absolute;left:0;text-align:left;margin-left:6.15pt;margin-top:14.15pt;width:22.8pt;height:22.2pt;z-index:251659264;visibility:visible;mso-wrap-style:square;mso-wrap-distance-left:9pt;mso-wrap-distance-top:0;mso-wrap-distance-right:9pt;mso-wrap-distance-bottom:0;mso-position-horizontal:absolute;mso-position-horizontal-relative:text;mso-position-vertical:absolute;mso-position-vertical-relative:text;v-text-anchor:middle" arcsize="10923f" o:gfxdata="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" fillcolor="#26195a" strokecolor="#030e13 [484]" strokeweight="1pt">
                 <v:stroke joinstyle="miter"/>
                 <v:textbox>
                   <w:txbxContent>
@@ -1377,11 +1014,31 @@
           </mc:Fallback>
         </mc:AlternateContent>
       </w:r>
-      <w:r>
-        <w:rPr>
-          <w:lang w:val="en-US"/>
-        </w:rPr>
-        <w:t># 5ec474 : header- footer</w:t>
+    </w:p>
+    <w:p>
+      <w:pPr>
+        <w:ind w:left="708"/>
+        <w:rPr>
+          <w:lang w:val="en-US"/>
+        </w:rPr>
+      </w:pPr>
+      <w:r>
+        <w:rPr>
+          <w:lang w:val="en-US"/>
+        </w:rPr>
+        <w:t xml:space="preserve"> </w:t>
+      </w:r>
+      <w:r>
+        <w:rPr>
+          <w:lang w:val="en-US"/>
+        </w:rPr>
+        <w:t>#26195a</w:t>
+      </w:r>
+      <w:r>
+        <w:rPr>
+          <w:lang w:val="en-US"/>
+        </w:rPr>
+        <w:t>: header- footer</w:t>
       </w:r>
       <w:r>
         <w:rPr>
@@ -1792,6 +1449,7 @@
         </w:rPr>
         <w:t>Typography</w:t>
       </w:r>
+      <w:proofErr w:type="gramStart"/>
       <w:r>
         <w:rPr>
           <w:lang w:val="en-US"/>
@@ -1804,6 +1462,7 @@
         </w:rPr>
         <w:t>“</w:t>
       </w:r>
+      <w:proofErr w:type="gramEnd"/>
       <w:r>
         <w:rPr>
           <w:lang w:val="en-US"/>
@@ -1820,7 +1479,31 @@
         <w:rPr>
           <w:lang w:val="en-US"/>
         </w:rPr>
-        <w:t xml:space="preserve"> family. </w:t>
+        <w:t xml:space="preserve"> family</w:t>
+      </w:r>
+      <w:r>
+        <w:rPr>
+          <w:lang w:val="en-US"/>
+        </w:rPr>
+        <w:t xml:space="preserve">, </w:t>
+      </w:r>
+      <w:r>
+        <w:rPr>
+          <w:lang w:val="en-US"/>
+        </w:rPr>
+        <w:t>“</w:t>
+      </w:r>
+      <w:r>
+        <w:rPr>
+          <w:lang w:val="en-US"/>
+        </w:rPr>
+        <w:t>Playfair display</w:t>
+      </w:r>
+      <w:r>
+        <w:rPr>
+          <w:lang w:val="en-US"/>
+        </w:rPr>
+        <w:t>” for titles.</w:t>
       </w:r>
     </w:p>
     <w:p>
@@ -2274,6 +1957,7 @@
           <w:lang w:val="en-US" w:eastAsia="es-AR"/>
           <w14:ligatures w14:val="none"/>
         </w:rPr>
+        <w:lastRenderedPageBreak/>
         <w:t>Week 7</w:t>
       </w:r>
       <w:r>
@@ -2332,7 +2016,6 @@
           <w:lang w:val="en-US" w:eastAsia="es-AR"/>
           <w14:ligatures w14:val="none"/>
         </w:rPr>
-        <w:lastRenderedPageBreak/>
         <w:t>Mobile and desktop optimization</w:t>
       </w:r>
     </w:p>
@@ -2385,7 +2068,13 @@
         <w:rPr>
           <w:lang w:val="es-AR"/>
         </w:rPr>
-        <w:t xml:space="preserve">Trello </w:t>
+        <w:t>Trel</w:t>
+      </w:r>
+      <w:r>
+        <w:rPr>
+          <w:lang w:val="es-AR"/>
+        </w:rPr>
+        <w:t xml:space="preserve">lo </w:t>
       </w:r>
       <w:proofErr w:type="spellStart"/>
       <w:r>
@@ -2404,14 +2093,135 @@
     </w:p>
     <w:p/>
     <w:p>
-      <w:hyperlink r:id="rId8" w:history="1">
-        <w:r>
-          <w:rPr>
-            <w:rStyle w:val="Hipervnculo"/>
-          </w:rPr>
-          <w:t>https://trello.com/invite/b/6a14952abbe1ccd0120d3d7c/ATTI673935c9acc25adaccbf262a0e16539a51646537/inciscope</w:t>
-        </w:r>
-      </w:hyperlink>
+      <w:r>
+        <w:t>https://trello.com/b/GMJd34Ok/inciscope</w:t>
+      </w:r>
+    </w:p>
+    <w:p>
+      <w:pPr>
+        <w:pStyle w:val="Ttulo1"/>
+        <w:rPr>
+          <w:rFonts w:ascii="Times New Roman" w:hAnsi="Times New Roman"/>
+        </w:rPr>
+      </w:pPr>
+      <w:r>
+        <w:t>Challenges</w:t>
+      </w:r>
+    </w:p>
+    <w:p>
+      <w:pPr>
+        <w:rPr>
+          <w:lang w:val="en-US"/>
+        </w:rPr>
+      </w:pPr>
+      <w:r>
+        <w:rPr>
+          <w:lang w:val="en-US"/>
+        </w:rPr>
+        <w:t>One of the main challenges of this project is working with multiple external APIs and integrating their responses into a consistent user interface. Since PubChem and Wikimedia provide data in different formats and structures, the application must correctly process and combine the information before displaying it to the user.</w:t>
+      </w:r>
+    </w:p>
+    <w:p>
+      <w:pPr>
+        <w:rPr>
+          <w:lang w:val="en-US"/>
+        </w:rPr>
+      </w:pPr>
+      <w:r>
+        <w:rPr>
+          <w:lang w:val="en-US"/>
+        </w:rPr>
+        <w:t>Another challenge is handling cases where a compound is not found or where one API returns incomplete information. The application must provide clear feedback and maintain a positive user experience when errors occur.</w:t>
+      </w:r>
+    </w:p>
+    <w:p>
+      <w:pPr>
+        <w:rPr>
+          <w:lang w:val="en-US"/>
+        </w:rPr>
+      </w:pPr>
+      <w:r>
+        <w:rPr>
+          <w:lang w:val="en-US"/>
+        </w:rPr>
+        <w:t xml:space="preserve">I have also found responsiveness to be a challenge </w:t>
+      </w:r>
+      <w:r>
+        <w:rPr>
+          <w:lang w:val="en-US"/>
+        </w:rPr>
+        <w:t>since</w:t>
+      </w:r>
+      <w:r>
+        <w:rPr>
+          <w:lang w:val="en-US"/>
+        </w:rPr>
+        <w:t xml:space="preserve"> </w:t>
+      </w:r>
+      <w:r>
+        <w:rPr>
+          <w:lang w:val="en-US"/>
+        </w:rPr>
+        <w:t xml:space="preserve">displaying details in </w:t>
+      </w:r>
+      <w:proofErr w:type="gramStart"/>
+      <w:r>
+        <w:rPr>
+          <w:lang w:val="en-US"/>
+        </w:rPr>
+        <w:t>a</w:t>
+      </w:r>
+      <w:proofErr w:type="gramEnd"/>
+      <w:r>
+        <w:rPr>
+          <w:lang w:val="en-US"/>
+        </w:rPr>
+        <w:t xml:space="preserve"> integral and balanced way requires attention and </w:t>
+      </w:r>
+      <w:r>
+        <w:rPr>
+          <w:lang w:val="en-US"/>
+        </w:rPr>
+        <w:t xml:space="preserve">skills. Moreover, </w:t>
+      </w:r>
+      <w:r>
+        <w:rPr>
+          <w:lang w:val="en-US"/>
+        </w:rPr>
+        <w:t>trying</w:t>
+      </w:r>
+      <w:r>
+        <w:rPr>
+          <w:lang w:val="en-US"/>
+        </w:rPr>
+        <w:t xml:space="preserve"> to create something not only useful but delightful to the sight, </w:t>
+      </w:r>
+      <w:r>
+        <w:rPr>
+          <w:lang w:val="en-US"/>
+        </w:rPr>
+        <w:t xml:space="preserve">brings more complexity to the matter. </w:t>
+      </w:r>
+    </w:p>
+    <w:p>
+      <w:pPr>
+        <w:rPr>
+          <w:lang w:val="en-US"/>
+        </w:rPr>
+      </w:pPr>
+      <w:r>
+        <w:rPr>
+          <w:lang w:val="en-US"/>
+        </w:rPr>
+        <w:t>Balancing technical accuracy with ease of use will be an important goal throughout the project.</w:t>
+      </w:r>
+    </w:p>
+    <w:p>
+      <w:pPr>
+        <w:rPr>
+          <w:lang w:val="en-US"/>
+        </w:rPr>
+      </w:pPr>
     </w:p>
     <w:p>
       <w:pPr>
@@ -2449,7 +2259,7 @@
                     <pic:cNvPicPr/>
                   </pic:nvPicPr>
                   <pic:blipFill>
-                    <a:blip r:embed="rId9" cstate="print">
+                    <a:blip r:embed="rId8" cstate="print">
                       <a:extLst>
                         <a:ext uri="{28A0092B-C50C-407E-A947-70E740481C1C}">
                           <a14:useLocalDpi xmlns:a14="http://schemas.microsoft.com/office/drawing/2010/main" val="0"/>
@@ -2602,6 +2412,119 @@
     </w:lvl>
   </w:abstractNum>
   <w:abstractNum w:abstractNumId="1" w15:restartNumberingAfterBreak="0">
+    <w:nsid w:val="5ADB5129"/>
+    <w:multiLevelType w:val="multilevel"/>
+    <w:tmpl w:val="B9F6CC82"/>
+    <w:lvl w:ilvl="0">
+      <w:start w:val="1"/>
+      <w:numFmt w:val="decimal"/>
+      <w:lvlText w:val="%1."/>
+      <w:lvlJc w:val="left"/>
+      <w:pPr>
+        <w:tabs>
+          <w:tab w:val="num" w:pos="720"/>
+        </w:tabs>
+        <w:ind w:left="720" w:hanging="360"/>
+      </w:pPr>
+    </w:lvl>
+    <w:lvl w:ilvl="1" w:tentative="1">
+      <w:start w:val="1"/>
+      <w:numFmt w:val="decimal"/>
+      <w:lvlText w:val="%2."/>
+      <w:lvlJc w:val="left"/>
+      <w:pPr>
+        <w:tabs>
+          <w:tab w:val="num" w:pos="1440"/>
+        </w:tabs>
+        <w:ind w:left="1440" w:hanging="360"/>
+      </w:pPr>
+    </w:lvl>
+    <w:lvl w:ilvl="2" w:tentative="1">
+      <w:start w:val="1"/>
+      <w:numFmt w:val="decimal"/>
+      <w:lvlText w:val="%3."/>
+      <w:lvlJc w:val="left"/>
+      <w:pPr>
+        <w:tabs>
+          <w:tab w:val="num" w:pos="2160"/>
+        </w:tabs>
+        <w:ind w:left="2160" w:hanging="360"/>
+      </w:pPr>
+    </w:lvl>
+    <w:lvl w:ilvl="3" w:tentative="1">
+      <w:start w:val="1"/>
+      <w:numFmt w:val="decimal"/>
+      <w:lvlText w:val="%4."/>
+      <w:lvlJc w:val="left"/>
+      <w:pPr>
+        <w:tabs>
+          <w:tab w:val="num" w:pos="2880"/>
+        </w:tabs>
+        <w:ind w:left="2880" w:hanging="360"/>
+      </w:pPr>
+    </w:lvl>
+    <w:lvl w:ilvl="4" w:tentative="1">
+      <w:start w:val="1"/>
+      <w:numFmt w:val="decimal"/>
+      <w:lvlText w:val="%5."/>
+      <w:lvlJc w:val="left"/>
+      <w:pPr>
+        <w:tabs>
+          <w:tab w:val="num" w:pos="3600"/>
+        </w:tabs>
+        <w:ind w:left="3600" w:hanging="360"/>
+      </w:pPr>
+    </w:lvl>
+    <w:lvl w:ilvl="5" w:tentative="1">
+      <w:start w:val="1"/>
+      <w:numFmt w:val="decimal"/>
+      <w:lvlText w:val="%6."/>
+      <w:lvlJc w:val="left"/>
+      <w:pPr>
+        <w:tabs>
+          <w:tab w:val="num" w:pos="4320"/>
+        </w:tabs>
+        <w:ind w:left="4320" w:hanging="360"/>
+      </w:pPr>
+    </w:lvl>
+    <w:lvl w:ilvl="6" w:tentative="1">
+      <w:start w:val="1"/>
+      <w:numFmt w:val="decimal"/>
+      <w:lvlText w:val="%7."/>
+      <w:lvlJc w:val="left"/>
+      <w:pPr>
+        <w:tabs>
+          <w:tab w:val="num" w:pos="5040"/>
+        </w:tabs>
+        <w:ind w:left="5040" w:hanging="360"/>
+      </w:pPr>
+    </w:lvl>
+    <w:lvl w:ilvl="7" w:tentative="1">
+      <w:start w:val="1"/>
+      <w:numFmt w:val="decimal"/>
+      <w:lvlText w:val="%8."/>
+      <w:lvlJc w:val="left"/>
+      <w:pPr>
+        <w:tabs>
+          <w:tab w:val="num" w:pos="5760"/>
+        </w:tabs>
+        <w:ind w:left="5760" w:hanging="360"/>
+      </w:pPr>
+    </w:lvl>
+    <w:lvl w:ilvl="8" w:tentative="1">
+      <w:start w:val="1"/>
+      <w:numFmt w:val="decimal"/>
+      <w:lvlText w:val="%9."/>
+      <w:lvlJc w:val="left"/>
+      <w:pPr>
+        <w:tabs>
+          <w:tab w:val="num" w:pos="6480"/>
+        </w:tabs>
+        <w:ind w:left="6480" w:hanging="360"/>
+      </w:pPr>
+    </w:lvl>
+  </w:abstractNum>
+  <w:abstractNum w:abstractNumId="2" w15:restartNumberingAfterBreak="0">
     <w:nsid w:val="6085069A"/>
     <w:multiLevelType w:val="multilevel"/>
     <w:tmpl w:val="EEF4856C"/>
@@ -2750,7 +2673,7 @@
       </w:rPr>
     </w:lvl>
   </w:abstractNum>
-  <w:abstractNum w:abstractNumId="2" w15:restartNumberingAfterBreak="0">
+  <w:abstractNum w:abstractNumId="3" w15:restartNumberingAfterBreak="0">
     <w:nsid w:val="61036928"/>
     <w:multiLevelType w:val="multilevel"/>
     <w:tmpl w:val="F8BA86AC"/>
@@ -2899,7 +2822,7 @@
       </w:rPr>
     </w:lvl>
   </w:abstractNum>
-  <w:abstractNum w:abstractNumId="3" w15:restartNumberingAfterBreak="0">
+  <w:abstractNum w:abstractNumId="4" w15:restartNumberingAfterBreak="0">
     <w:nsid w:val="7322303D"/>
     <w:multiLevelType w:val="multilevel"/>
     <w:tmpl w:val="9AD0C3CE"/>
@@ -3052,13 +2975,16 @@
     <w:abstractNumId w:val="0"/>
   </w:num>
   <w:num w:numId="2" w16cid:durableId="318775406">
-    <w:abstractNumId w:val="1"/>
+    <w:abstractNumId w:val="2"/>
   </w:num>
   <w:num w:numId="3" w16cid:durableId="100031740">
-    <w:abstractNumId w:val="2"/>
+    <w:abstractNumId w:val="3"/>
   </w:num>
   <w:num w:numId="4" w16cid:durableId="569459194">
-    <w:abstractNumId w:val="3"/>
+    <w:abstractNumId w:val="4"/>
+  </w:num>
+  <w:num w:numId="5" w16cid:durableId="590509396">
+    <w:abstractNumId w:val="1"/>
   </w:num>
 </w:numbering>
 </file>
@@ -4052,6 +3978,25 @@
       <w14:ligatures w14:val="none"/>
     </w:rPr>
   </w:style>
+  <w:style w:type="paragraph" w:styleId="NormalWeb">
+    <w:name w:val="Normal (Web)"/>
+    <w:basedOn w:val="Normal"/>
+    <w:uiPriority w:val="99"/>
+    <w:semiHidden/>
+    <w:unhideWhenUsed/>
+    <w:rsid w:val="00491DD2"/>
+    <w:pPr>
+      <w:spacing w:before="100" w:beforeAutospacing="1" w:after="100" w:afterAutospacing="1" w:line="240" w:lineRule="auto"/>
+    </w:pPr>
+    <w:rPr>
+      <w:rFonts w:ascii="Times New Roman" w:eastAsia="Times New Roman" w:hAnsi="Times New Roman" w:cs="Times New Roman"/>
+      <w:kern w:val="0"/>
+      <w:sz w:val="24"/>
+      <w:szCs w:val="24"/>
+      <w:lang w:eastAsia="es-AR"/>
+      <w14:ligatures w14:val="none"/>
+    </w:rPr>
+  </w:style>
 </w:styles>
 </file>
 
